--- a/Supplementary_Table_S6.docx
+++ b/Supplementary_Table_S6.docx
@@ -288,7 +288,7 @@
                 <w:rFonts w:ascii="Calibri" w:hAnsi="Calibri"/>
                 <w:sz w:val="20"/>
               </w:rPr>
-              <w:t xml:space="default">M_hav</w:t>
+              <w:t xml:space="default">M_temp</w:t>
             </w:r>
           </w:p>
         </w:tc>
@@ -341,7 +341,7 @@
                 <w:rFonts w:ascii="Calibri" w:hAnsi="Calibri"/>
                 <w:sz w:val="20"/>
               </w:rPr>
-              <w:t xml:space="default">M_the</w:t>
+              <w:t xml:space="default">M_hur</w:t>
             </w:r>
           </w:p>
         </w:tc>
@@ -365,7 +365,7 @@
                 <w:rFonts w:ascii="Calibri" w:hAnsi="Calibri"/>
                 <w:sz w:val="20"/>
               </w:rPr>
-              <w:t xml:space="default">M_hf</w:t>
+              <w:t xml:space="default">M_temp</w:t>
             </w:r>
           </w:p>
         </w:tc>
@@ -418,7 +418,7 @@
                 <w:rFonts w:ascii="Calibri" w:hAnsi="Calibri"/>
                 <w:sz w:val="20"/>
               </w:rPr>
-              <w:t xml:space="default">M_hur</w:t>
+              <w:t xml:space="default">M_hyd</w:t>
             </w:r>
           </w:p>
         </w:tc>
@@ -495,7 +495,7 @@
                 <w:rFonts w:ascii="Calibri" w:hAnsi="Calibri"/>
                 <w:sz w:val="20"/>
               </w:rPr>
-              <w:t xml:space="default">M_the</w:t>
+              <w:t xml:space="default">M_hur</w:t>
             </w:r>
           </w:p>
         </w:tc>

--- a/Supplementary_Table_S6.docx
+++ b/Supplementary_Table_S6.docx
@@ -288,7 +288,7 @@
                 <w:rFonts w:ascii="Calibri" w:hAnsi="Calibri"/>
                 <w:sz w:val="20"/>
               </w:rPr>
-              <w:t xml:space="default">M_temp</w:t>
+              <w:t xml:space="default">M_hf</w:t>
             </w:r>
           </w:p>
         </w:tc>
@@ -418,7 +418,7 @@
                 <w:rFonts w:ascii="Calibri" w:hAnsi="Calibri"/>
                 <w:sz w:val="20"/>
               </w:rPr>
-              <w:t xml:space="default">M_hyd</w:t>
+              <w:t xml:space="default">M_hur</w:t>
             </w:r>
           </w:p>
         </w:tc>
@@ -442,7 +442,7 @@
                 <w:rFonts w:ascii="Calibri" w:hAnsi="Calibri"/>
                 <w:sz w:val="20"/>
               </w:rPr>
-              <w:t xml:space="default">M_dt</w:t>
+              <w:t xml:space="default">M_hav</w:t>
             </w:r>
           </w:p>
         </w:tc>
@@ -519,7 +519,7 @@
                 <w:rFonts w:ascii="Calibri" w:hAnsi="Calibri"/>
                 <w:sz w:val="20"/>
               </w:rPr>
-              <w:t xml:space="default">M_hav</w:t>
+              <w:t xml:space="default">M_temp</w:t>
             </w:r>
           </w:p>
         </w:tc>
